--- a/public/modeles/modele-facture-auto-entrepreneur.docx
+++ b/public/modeles/modele-facture-auto-entrepreneur.docx
@@ -766,7 +766,7 @@
           <w:sz w:val="17"/>
           <w:szCs w:val="17"/>
         </w:rPr>
-        <w:t xml:space="preserve">En cas de retard, pénalités au taux de [3 fois le taux d'intérêt légal] et indemnité forfaitaire pour frais de recouvrement de 40 € pour un client professionnel.</w:t>
+        <w:t xml:space="preserve">En cas de retard, pénalités au taux de [3 fois le taux d'intérêt légal] et indemnité forfaitaire pour frais de recouvrement de 40 euros pour un client professionnel.</w:t>
       </w:r>
     </w:p>
     <w:p>

--- a/public/modeles/modele-facture-auto-entrepreneur.docx
+++ b/public/modeles/modele-facture-auto-entrepreneur.docx
@@ -1469,7 +1469,7 @@
               <w:sz w:val="15"/>
               <w:szCs w:val="15"/>
             </w:rPr>
-            <w:t xml:space="preserve">TVA non applicable, art. L. 223-3 du CIBS</w:t>
+            <w:t xml:space="preserve">TVA non applicable, art. 293 B du CGI</w:t>
           </w:r>
         </w:p>
       </w:tc>
